--- a/pr-preview/pr-412/mcmc-handout-tracked-changes.docx
+++ b/pr-preview/pr-412/mcmc-handout-tracked-changes.docx
@@ -16,7 +16,7 @@
       </w:pPr>
       <w:del w:id="1" w:author="PR Preview" w:date="2026-01-01T00:00:00Z">
         <w:r>
-          <w:delText xml:space="preserve">Last modified: 2026-10-20 14:23:26 (PDT)</w:delText>
+          <w:delText xml:space="preserve">Last modified: 2026-10-26 09:58:58 (PDT)</w:delText>
         </w:r>
       </w:del>
     </w:p>
@@ -26,7 +26,7 @@
       </w:pPr>
       <w:ins w:id="2" w:author="PR Preview" w:date="2026-01-01T00:00:00Z">
         <w:r>
-          <w:t xml:space="preserve">Last modified: 2026-10-21 11:52:50 (PDT)</w:t>
+          <w:t xml:space="preserve">Last modified: 2026-10-26 11:08:19 (PDT)</w:t>
         </w:r>
       </w:ins>
     </w:p>
@@ -463,7 +463,7 @@
         <m:sSub>
           <m:e>
             <m:r>
-              <m:t>u</m:t>
+              <m:t>ε</m:t>
             </m:r>
           </m:e>
           <m:sub>
@@ -489,7 +489,7 @@
         <m:sSub>
           <m:e>
             <m:r>
-              <m:t>u</m:t>
+              <m:t>ε</m:t>
             </m:r>
           </m:e>
           <m:sub>
@@ -1114,7 +1114,7 @@
         <w:t xml:space="preserve"> </w:t>
       </w:r>
       <w:r>
-        <w:t xml:space="preserve">${\operatorname{E}\mathopen{}\left[g(\mathord{\smash[b]{\underset{\raise.3ex\hbox{$\scriptstyle\sim$}}{\theta}}\vphantom{\theta}}) \mid \mathord{\smash[b]{\underset{\raise.3ex\hbox{$\scriptstyle\sim$}}{y}}\vphantom{y}}\right]\mathclose{}}$</w:t>
+        <w:t xml:space="preserve">${\mathbb{E}\mathopen{}\left[g(\mathord{\smash[b]{\underset{\raise.3ex\hbox{$\scriptstyle\sim$}}{\theta}}\vphantom{\theta}}) \mid \mathord{\smash[b]{\underset{\raise.3ex\hbox{$\scriptstyle\sim$}}{y}}\vphantom{y}}\right]\mathclose{}}$</w:t>
       </w:r>
       <w:r>
         <w:t xml:space="preserve"> </w:t>
@@ -4836,6 +4836,7 @@
             <m:e>
               <m:r>
                 <m:rPr>
+                  <m:scr m:val="double-struck"/>
                   <m:sty m:val="p"/>
                 </m:rPr>
                 <m:t>E</m:t>
@@ -4900,6 +4901,7 @@
               </m:r>
               <m:r>
                 <m:rPr>
+                  <m:scr m:val="double-struck"/>
                   <m:sty m:val="p"/>
                 </m:rPr>
                 <m:t>E</m:t>
@@ -5021,6 +5023,7 @@
               </m:r>
               <m:r>
                 <m:rPr>
+                  <m:scr m:val="double-struck"/>
                   <m:sty m:val="p"/>
                 </m:rPr>
                 <m:t>E</m:t>
@@ -5073,6 +5076,7 @@
               </m:r>
               <m:r>
                 <m:rPr>
+                  <m:scr m:val="double-struck"/>
                   <m:sty m:val="p"/>
                 </m:rPr>
                 <m:t>E</m:t>
@@ -13449,6 +13453,15 @@
               <w:t xml:space="preserve">(</w:t>
             </w:r>
             <w:r>
+              <w:br/>
+            </w:r>
+            <w:r>
+              <w:rPr>
+                <w:rStyle w:val="NormalTok"/>
+              </w:rPr>
+              <w:t xml:space="preserve">    </w:t>
+            </w:r>
+            <w:r>
               <w:rPr>
                 <w:rStyle w:val="AttributeTok"/>
               </w:rPr>
@@ -13470,7 +13483,40 @@
               <w:rPr>
                 <w:rStyle w:val="NormalTok"/>
               </w:rPr>
-              <w:t xml:space="preserve">(pi), </w:t>
+              <w:t xml:space="preserve">(</w:t>
+            </w:r>
+            <w:r>
+              <w:rPr>
+                <w:rStyle w:val="StringTok"/>
+              </w:rPr>
+              <w:t xml:space="preserve">"Success probability, "</w:t>
+            </w:r>
+            <w:r>
+              <w:rPr>
+                <w:rStyle w:val="NormalTok"/>
+              </w:rPr>
+              <w:t xml:space="preserve"> </w:t>
+            </w:r>
+            <w:r>
+              <w:rPr>
+                <w:rStyle w:val="SpecialCharTok"/>
+              </w:rPr>
+              <w:t xml:space="preserve">*</w:t>
+            </w:r>
+            <w:r>
+              <w:rPr>
+                <w:rStyle w:val="NormalTok"/>
+              </w:rPr>
+              <w:t xml:space="preserve"> pi),</w:t>
+            </w:r>
+            <w:r>
+              <w:br/>
+            </w:r>
+            <w:r>
+              <w:rPr>
+                <w:rStyle w:val="NormalTok"/>
+              </w:rPr>
+              <w:t xml:space="preserve">    </w:t>
             </w:r>
             <w:r>
               <w:rPr>
@@ -13491,10 +13537,13 @@
               <w:t xml:space="preserve">"starting value"</w:t>
             </w:r>
             <w:r>
+              <w:br/>
+            </w:r>
+            <w:r>
               <w:rPr>
                 <w:rStyle w:val="NormalTok"/>
               </w:rPr>
-              <w:t xml:space="preserve">)</w:t>
+              <w:t xml:space="preserve">  )</w:t>
             </w:r>
           </w:p>
           <w:p>
@@ -20002,7 +20051,7 @@
     </w:p>
     <w:bookmarkEnd w:id="67"/>
     <w:bookmarkEnd w:id="68"/>
-    <w:bookmarkStart w:id="76" w:name="sec-dic"/>
+    <w:bookmarkStart w:id="78" w:name="sec-dic"/>
     <w:p>
       <w:pPr>
         <w:pStyle w:val="Heading2"/>
@@ -20128,7 +20177,7 @@
       </w:pPr>
       <w:r>
         <w:t xml:space="preserve">$$
-    D(\mathord{\smash[b]{\underset{\raise.3ex\hbox{$\scriptstyle\sim$}}{\theta}}\vphantom{\theta}}) \stackrel{\text{def}}{=}-2 \log \operatorname{p}(\mathord{\smash[b]{\underset{\raise.3ex\hbox{$\scriptstyle\sim$}}{y}}\vphantom{y}}\mid \mathord{\smash[b]{\underset{\raise.3ex\hbox{$\scriptstyle\sim$}}{\theta}}\vphantom{\theta}}).
+    {\operatorname{dev}_{\mathrm{DIC}}\mathopen{}\left(\mathord{\smash[b]{\underset{\raise.3ex\hbox{$\scriptstyle\sim$}}{\theta}}\vphantom{\theta}}\right)\mathclose{}} \stackrel{\text{def}}{=}-2 \log \operatorname{p}(\mathord{\smash[b]{\underset{\raise.3ex\hbox{$\scriptstyle\sim$}}{y}}\vphantom{y}}\mid \mathord{\smash[b]{\underset{\raise.3ex\hbox{$\scriptstyle\sim$}}{\theta}}\vphantom{\theta}}).
     $$</w:t>
       </w:r>
     </w:p>
@@ -20180,7 +20229,7 @@
       </w:r>
     </w:p>
     <w:bookmarkEnd w:id="71"/>
-    <w:bookmarkStart w:id="72" w:name="def-effective-parameters"/>
+    <w:bookmarkStart w:id="72" w:name="def-mean-bayes-deviance"/>
     <w:p>
       <w:pPr>
         <w:pStyle w:val="BodyText"/>
@@ -20190,25 +20239,88 @@
           <w:b/>
           <w:bCs/>
         </w:rPr>
-        <w:t xml:space="preserve">Definition 15 (Effective number of parameters)</w:t>
-      </w:r>
-      <w:r>
-        <w:t xml:space="preserve"> </w:t>
-      </w:r>
-      <w:r>
-        <w:t xml:space="preserve">Let</w:t>
-      </w:r>
-      <w:r>
-        <w:t xml:space="preserve"> </w:t>
-      </w:r>
-      <w:r>
-        <w:t xml:space="preserve">$\overline{D} \stackrel{\text{def}}{=}{\operatorname{E}\mathopen{}\left[D(\mathord{\smash[b]{\underset{\raise.3ex\hbox{$\scriptstyle\sim$}}{\theta}}\vphantom{\theta}}) \mid \mathord{\smash[b]{\underset{\raise.3ex\hbox{$\scriptstyle\sim$}}{y}}\vphantom{y}}\right]\mathclose{}}$</w:t>
-      </w:r>
-      <w:r>
-        <w:t xml:space="preserve"> </w:t>
-      </w:r>
-      <w:r>
-        <w:t xml:space="preserve">be the posterior mean of the</w:t>
+        <w:t xml:space="preserve">Definition 15 (Posterior mean deviance)</w:t>
+      </w:r>
+      <w:r>
+        <w:t xml:space="preserve"> </w:t>
+      </w:r>
+      <w:r>
+        <w:t xml:space="preserve">The</w:t>
+      </w:r>
+      <w:r>
+        <w:t xml:space="preserve"> </w:t>
+      </w:r>
+      <w:r>
+        <w:rPr>
+          <w:b/>
+          <w:bCs/>
+        </w:rPr>
+        <w:t xml:space="preserve">posterior mean deviance</w:t>
+      </w:r>
+      <w:r>
+        <w:t xml:space="preserve"> </w:t>
+      </w:r>
+      <m:oMath>
+        <m:bar>
+          <m:barPr>
+            <m:pos m:val="top"/>
+          </m:barPr>
+          <m:e>
+            <m:sSub>
+              <m:e>
+                <m:r>
+                  <m:rPr>
+                    <m:sty m:val="p"/>
+                  </m:rPr>
+                  <m:t>dev</m:t>
+                </m:r>
+              </m:e>
+              <m:sub>
+                <m:r>
+                  <m:rPr>
+                    <m:sty m:val="p"/>
+                  </m:rPr>
+                  <m:t>D</m:t>
+                </m:r>
+                <m:r>
+                  <m:rPr>
+                    <m:sty m:val="p"/>
+                  </m:rPr>
+                  <m:t>I</m:t>
+                </m:r>
+                <m:r>
+                  <m:rPr>
+                    <m:sty m:val="p"/>
+                  </m:rPr>
+                  <m:t>C</m:t>
+                </m:r>
+              </m:sub>
+            </m:sSub>
+          </m:e>
+        </m:bar>
+      </m:oMath>
+      <w:r>
+        <w:t xml:space="preserve"> </w:t>
+      </w:r>
+      <w:r>
+        <w:t xml:space="preserve">is the</w:t>
+      </w:r>
+      <w:r>
+        <w:t xml:space="preserve"> </w:t>
+      </w:r>
+      <w:hyperlink w:anchor="def-posterior">
+        <w:r>
+          <w:rPr>
+            <w:rStyle w:val="Hyperlink"/>
+          </w:rPr>
+          <w:t xml:space="preserve">posterior</w:t>
+        </w:r>
+      </w:hyperlink>
+      <w:r>
+        <w:t xml:space="preserve"> </w:t>
+      </w:r>
+      <w:r>
+        <w:t xml:space="preserve">mean of the</w:t>
       </w:r>
       <w:r>
         <w:t xml:space="preserve"> </w:t>
@@ -20222,47 +20334,10 @@
         </w:r>
       </w:hyperlink>
       <w:r>
-        <w:t xml:space="preserve">,</w:t>
-      </w:r>
-      <w:r>
-        <w:t xml:space="preserve"> </w:t>
-      </w:r>
-      <w:r>
-        <w:t xml:space="preserve">and let</w:t>
-      </w:r>
-      <w:r>
-        <w:t xml:space="preserve"> </w:t>
-      </w:r>
-      <w:r>
-        <w:t xml:space="preserve">$\bar{\mathord{\smash[b]{\underset{\raise.3ex\hbox{$\scriptstyle\sim$}}{\theta}}\vphantom{\theta}}} \stackrel{\text{def}}{=}{\operatorname{E}\mathopen{}\left[\mathord{\smash[b]{\underset{\raise.3ex\hbox{$\scriptstyle\sim$}}{\theta}}\vphantom{\theta}}\mid \mathord{\smash[b]{\underset{\raise.3ex\hbox{$\scriptstyle\sim$}}{y}}\vphantom{y}}\right]\mathclose{}}$</w:t>
-      </w:r>
-      <w:r>
-        <w:t xml:space="preserve"> </w:t>
-      </w:r>
-      <w:r>
-        <w:t xml:space="preserve">be the posterior mean of the parameters.</w:t>
-      </w:r>
-      <w:r>
-        <w:t xml:space="preserve"> </w:t>
-      </w:r>
-      <w:r>
-        <w:t xml:space="preserve">The</w:t>
-      </w:r>
-      <w:r>
-        <w:t xml:space="preserve"> </w:t>
-      </w:r>
-      <w:r>
-        <w:rPr>
-          <w:b/>
-          <w:bCs/>
-        </w:rPr>
-        <w:t xml:space="preserve">effective number of parameters</w:t>
-      </w:r>
-      <w:r>
-        <w:t xml:space="preserve"> </w:t>
-      </w:r>
-      <w:r>
-        <w:t xml:space="preserve">is</w:t>
+        <w:t xml:space="preserve"> </w:t>
+      </w:r>
+      <w:r>
+        <w:t xml:space="preserve">of a parameter value:</w:t>
       </w:r>
     </w:p>
     <w:p>
@@ -20271,12 +20346,12 @@
       </w:pPr>
       <w:r>
         <w:t xml:space="preserve">$$
-    p_D \stackrel{\text{def}}{=}\overline{D} - D(\bar{\mathord{\smash[b]{\underset{\raise.3ex\hbox{$\scriptstyle\sim$}}{\theta}}\vphantom{\theta}}}).
+    \overline{\operatorname{dev}_{\mathrm{DIC}}} \stackrel{\text{def}}{=}{\mathbb{E}\mathopen{}\left[{\operatorname{dev}_{\mathrm{DIC}}\mathopen{}\left(\mathord{\smash[b]{\underset{\raise.3ex\hbox{$\scriptstyle\sim$}}{\theta}}\vphantom{\theta}}\right)\mathclose{}} \mid \mathord{\smash[b]{\underset{\raise.3ex\hbox{$\scriptstyle\sim$}}{y}}\vphantom{y}}\right]\mathclose{}}.
     $$</w:t>
       </w:r>
     </w:p>
     <w:bookmarkEnd w:id="72"/>
-    <w:bookmarkStart w:id="73" w:name="def-dic"/>
+    <w:bookmarkStart w:id="73" w:name="def-effective-parameters"/>
     <w:p>
       <w:pPr>
         <w:pStyle w:val="FirstParagraph"/>
@@ -20286,7 +20361,110 @@
           <w:b/>
           <w:bCs/>
         </w:rPr>
-        <w:t xml:space="preserve">Definition 16 (Deviance information criterion)</w:t>
+        <w:t xml:space="preserve">Definition 16 (Effective number of parameters)</w:t>
+      </w:r>
+      <w:r>
+        <w:t xml:space="preserve"> </w:t>
+      </w:r>
+      <w:r>
+        <w:t xml:space="preserve">Let</w:t>
+      </w:r>
+      <w:r>
+        <w:t xml:space="preserve"> </w:t>
+      </w:r>
+      <m:oMath>
+        <m:bar>
+          <m:barPr>
+            <m:pos m:val="top"/>
+          </m:barPr>
+          <m:e>
+            <m:sSub>
+              <m:e>
+                <m:r>
+                  <m:rPr>
+                    <m:sty m:val="p"/>
+                  </m:rPr>
+                  <m:t>dev</m:t>
+                </m:r>
+              </m:e>
+              <m:sub>
+                <m:r>
+                  <m:rPr>
+                    <m:sty m:val="p"/>
+                  </m:rPr>
+                  <m:t>D</m:t>
+                </m:r>
+                <m:r>
+                  <m:rPr>
+                    <m:sty m:val="p"/>
+                  </m:rPr>
+                  <m:t>I</m:t>
+                </m:r>
+                <m:r>
+                  <m:rPr>
+                    <m:sty m:val="p"/>
+                  </m:rPr>
+                  <m:t>C</m:t>
+                </m:r>
+              </m:sub>
+            </m:sSub>
+          </m:e>
+        </m:bar>
+      </m:oMath>
+      <w:r>
+        <w:t xml:space="preserve"> </w:t>
+      </w:r>
+      <w:r>
+        <w:t xml:space="preserve">be the</w:t>
+      </w:r>
+      <w:r>
+        <w:t xml:space="preserve"> </w:t>
+      </w:r>
+      <w:hyperlink w:anchor="def-mean-bayes-deviance">
+        <w:r>
+          <w:rPr>
+            <w:rStyle w:val="Hyperlink"/>
+          </w:rPr>
+          <w:t xml:space="preserve">posterior mean deviance</w:t>
+        </w:r>
+      </w:hyperlink>
+      <w:r>
+        <w:t xml:space="preserve">,</w:t>
+      </w:r>
+      <w:r>
+        <w:t xml:space="preserve"> </w:t>
+      </w:r>
+      <w:r>
+        <w:t xml:space="preserve">and let</w:t>
+      </w:r>
+      <w:r>
+        <w:t xml:space="preserve"> </w:t>
+      </w:r>
+      <w:r>
+        <w:t xml:space="preserve">$\bar{\mathord{\smash[b]{\underset{\raise.3ex\hbox{$\scriptstyle\sim$}}{\theta}}\vphantom{\theta}}} \stackrel{\text{def}}{=}{\mathbb{E}\mathopen{}\left[\mathord{\smash[b]{\underset{\raise.3ex\hbox{$\scriptstyle\sim$}}{\theta}}\vphantom{\theta}}\mid \mathord{\smash[b]{\underset{\raise.3ex\hbox{$\scriptstyle\sim$}}{y}}\vphantom{y}}\right]\mathclose{}}$</w:t>
+      </w:r>
+      <w:r>
+        <w:t xml:space="preserve"> </w:t>
+      </w:r>
+      <w:r>
+        <w:t xml:space="preserve">be the</w:t>
+      </w:r>
+      <w:r>
+        <w:t xml:space="preserve"> </w:t>
+      </w:r>
+      <w:hyperlink w:anchor="def-posterior">
+        <w:r>
+          <w:rPr>
+            <w:rStyle w:val="Hyperlink"/>
+          </w:rPr>
+          <w:t xml:space="preserve">posterior</w:t>
+        </w:r>
+      </w:hyperlink>
+      <w:r>
+        <w:t xml:space="preserve"> </w:t>
+      </w:r>
+      <w:r>
+        <w:t xml:space="preserve">mean of the parameters.</w:t>
       </w:r>
       <w:r>
         <w:t xml:space="preserve"> </w:t>
@@ -20302,7 +20480,7 @@
           <w:b/>
           <w:bCs/>
         </w:rPr>
-        <w:t xml:space="preserve">deviance information criterion</w:t>
+        <w:t xml:space="preserve">effective number of parameters</w:t>
       </w:r>
       <w:r>
         <w:t xml:space="preserve"> </w:t>
@@ -20317,7 +20495,53 @@
       </w:pPr>
       <w:r>
         <w:t xml:space="preserve">$$
-    \operatorname{DIC} \stackrel{\text{def}}{=}D(\bar{\mathord{\smash[b]{\underset{\raise.3ex\hbox{$\scriptstyle\sim$}}{\theta}}\vphantom{\theta}}}) + 2\,p_D,
+    p_D \stackrel{\text{def}}{=}\overline{\operatorname{dev}_{\mathrm{DIC}}} - {\operatorname{dev}_{\mathrm{DIC}}\mathopen{}\left(\bar{\mathord{\smash[b]{\underset{\raise.3ex\hbox{$\scriptstyle\sim$}}{\theta}}\vphantom{\theta}}}\right)\mathclose{}}.
+    $$</w:t>
+      </w:r>
+    </w:p>
+    <w:bookmarkEnd w:id="73"/>
+    <w:bookmarkStart w:id="74" w:name="def-dic"/>
+    <w:p>
+      <w:pPr>
+        <w:pStyle w:val="FirstParagraph"/>
+      </w:pPr>
+      <w:r>
+        <w:rPr>
+          <w:b/>
+          <w:bCs/>
+        </w:rPr>
+        <w:t xml:space="preserve">Definition 17 (Deviance information criterion)</w:t>
+      </w:r>
+      <w:r>
+        <w:t xml:space="preserve"> </w:t>
+      </w:r>
+      <w:r>
+        <w:t xml:space="preserve">The</w:t>
+      </w:r>
+      <w:r>
+        <w:t xml:space="preserve"> </w:t>
+      </w:r>
+      <w:r>
+        <w:rPr>
+          <w:b/>
+          <w:bCs/>
+        </w:rPr>
+        <w:t xml:space="preserve">deviance information criterion</w:t>
+      </w:r>
+      <w:r>
+        <w:t xml:space="preserve"> </w:t>
+      </w:r>
+      <w:r>
+        <w:t xml:space="preserve">is</w:t>
+      </w:r>
+    </w:p>
+    <w:p>
+      <w:pPr>
+        <w:pStyle w:val="BodyText"/>
+      </w:pPr>
+      <w:r>
+        <w:t xml:space="preserve">$$
+    \operatorname{DIC} \stackrel{\text{def}}{=}{\operatorname{dev}_{\mathrm{DIC}}\mathopen{}\left(\bar{\mathord{\smash[b]{\underset{\raise.3ex\hbox{$\scriptstyle\sim$}}{\theta}}\vphantom{\theta}}}\right)\mathclose{}} + 2\,p_D,
     $$</w:t>
       </w:r>
     </w:p>
@@ -20332,9 +20556,36 @@
         <w:t xml:space="preserve"> </w:t>
       </w:r>
       <m:oMath>
-        <m:r>
-          <m:t>D</m:t>
-        </m:r>
+        <m:sSub>
+          <m:e>
+            <m:r>
+              <m:rPr>
+                <m:sty m:val="p"/>
+              </m:rPr>
+              <m:t>dev</m:t>
+            </m:r>
+          </m:e>
+          <m:sub>
+            <m:r>
+              <m:rPr>
+                <m:sty m:val="p"/>
+              </m:rPr>
+              <m:t>D</m:t>
+            </m:r>
+            <m:r>
+              <m:rPr>
+                <m:sty m:val="p"/>
+              </m:rPr>
+              <m:t>I</m:t>
+            </m:r>
+            <m:r>
+              <m:rPr>
+                <m:sty m:val="p"/>
+              </m:rPr>
+              <m:t>C</m:t>
+            </m:r>
+          </m:sub>
+        </m:sSub>
       </m:oMath>
       <w:r>
         <w:t xml:space="preserve"> </w:t>
@@ -20390,7 +20641,7 @@
           <w:rPr>
             <w:rStyle w:val="Hyperlink"/>
           </w:rPr>
-          <w:t xml:space="preserve">Definition 15</w:t>
+          <w:t xml:space="preserve">Definition 16</w:t>
         </w:r>
       </w:hyperlink>
       <w:r>
@@ -20414,7 +20665,7 @@
         <w:t xml:space="preserve">.</w:t>
       </w:r>
     </w:p>
-    <w:bookmarkEnd w:id="73"/>
+    <w:bookmarkEnd w:id="74"/>
     <w:p>
       <w:pPr>
         <w:pStyle w:val="BodyText"/>
@@ -20430,7 +20681,7 @@
           <w:rPr>
             <w:rStyle w:val="Hyperlink"/>
           </w:rPr>
-          <w:t xml:space="preserve">Definition 15</w:t>
+          <w:t xml:space="preserve">Definition 16</w:t>
         </w:r>
       </w:hyperlink>
       <w:r>
@@ -20448,13 +20699,13 @@
         <w:t xml:space="preserve">$$
     \begin{aligned}
     \operatorname{DIC}
-    &amp;= D(\bar{\mathord{\smash[b]{\underset{\raise.3ex\hbox{$\scriptstyle\sim$}}{\theta}}\vphantom{\theta}}}) + 2\mathopen{}\left(\overline{D} - D(\bar{\mathord{\smash[b]{\underset{\raise.3ex\hbox{$\scriptstyle\sim$}}{\theta}}\vphantom{\theta}}})\right)\mathclose{}
+    &amp;= {\operatorname{dev}_{\mathrm{DIC}}\mathopen{}\left(\bar{\mathord{\smash[b]{\underset{\raise.3ex\hbox{$\scriptstyle\sim$}}{\theta}}\vphantom{\theta}}}\right)\mathclose{}} + 2\mathopen{}\left(\overline{\operatorname{dev}_{\mathrm{DIC}}} - {\operatorname{dev}_{\mathrm{DIC}}\mathopen{}\left(\bar{\mathord{\smash[b]{\underset{\raise.3ex\hbox{$\scriptstyle\sim$}}{\theta}}\vphantom{\theta}}}\right)\mathclose{}}\right)\mathclose{}
     &amp;&amp; \text{(definition of $p_D$)}\\
-    &amp;= 2\overline{D} - D(\bar{\mathord{\smash[b]{\underset{\raise.3ex\hbox{$\scriptstyle\sim$}}{\theta}}\vphantom{\theta}}})
+    &amp;= 2\overline{\operatorname{dev}_{\mathrm{DIC}}} - {\operatorname{dev}_{\mathrm{DIC}}\mathopen{}\left(\bar{\mathord{\smash[b]{\underset{\raise.3ex\hbox{$\scriptstyle\sim$}}{\theta}}\vphantom{\theta}}}\right)\mathclose{}}
     &amp;&amp; \text{(collecting terms)}\\
-    &amp;= \overline{D} + \mathopen{}\left(\overline{D} - D(\bar{\mathord{\smash[b]{\underset{\raise.3ex\hbox{$\scriptstyle\sim$}}{\theta}}\vphantom{\theta}}})\right)\mathclose{}
-    &amp;&amp; \text{(splitting $2\overline{D}$)}\\
-    &amp;= \overline{D} + p_D
+    &amp;= \overline{\operatorname{dev}_{\mathrm{DIC}}} + \mathopen{}\left(\overline{\operatorname{dev}_{\mathrm{DIC}}} - {\operatorname{dev}_{\mathrm{DIC}}\mathopen{}\left(\bar{\mathord{\smash[b]{\underset{\raise.3ex\hbox{$\scriptstyle\sim$}}{\theta}}\vphantom{\theta}}}\right)\mathclose{}}\right)\mathclose{}
+    &amp;&amp; \text{(splitting $2\overline{\operatorname{dev}_{\mathrm{DIC}}}$)}\\
+    &amp;= \overline{\operatorname{dev}_{\mathrm{DIC}}} + p_D
     &amp;&amp; \text{(definition of $p_D$)}.
     \end{aligned}
     $$</w:t>
@@ -20471,7 +20722,7 @@
         <w:t xml:space="preserve"> </w:t>
       </w:r>
       <w:r>
-        <w:t xml:space="preserve">$D(\bar{\mathord{\smash[b]{\underset{\raise.3ex\hbox{$\scriptstyle\sim$}}{\theta}}\vphantom{\theta}}})$</w:t>
+        <w:t xml:space="preserve">${\operatorname{dev}_{\mathrm{DIC}}\mathopen{}\left(\bar{\mathord{\smash[b]{\underset{\raise.3ex\hbox{$\scriptstyle\sim$}}{\theta}}\vphantom{\theta}}}\right)\mathclose{}}$</w:t>
       </w:r>
       <w:r>
         <w:t xml:space="preserve"> </w:t>
@@ -20556,9 +20807,36 @@
             <m:pos m:val="top"/>
           </m:barPr>
           <m:e>
-            <m:r>
-              <m:t>D</m:t>
-            </m:r>
+            <m:sSub>
+              <m:e>
+                <m:r>
+                  <m:rPr>
+                    <m:sty m:val="p"/>
+                  </m:rPr>
+                  <m:t>dev</m:t>
+                </m:r>
+              </m:e>
+              <m:sub>
+                <m:r>
+                  <m:rPr>
+                    <m:sty m:val="p"/>
+                  </m:rPr>
+                  <m:t>D</m:t>
+                </m:r>
+                <m:r>
+                  <m:rPr>
+                    <m:sty m:val="p"/>
+                  </m:rPr>
+                  <m:t>I</m:t>
+                </m:r>
+                <m:r>
+                  <m:rPr>
+                    <m:sty m:val="p"/>
+                  </m:rPr>
+                  <m:t>C</m:t>
+                </m:r>
+              </m:sub>
+            </m:sSub>
           </m:e>
         </m:bar>
       </m:oMath>
@@ -20604,7 +20882,7 @@
         <w:t xml:space="preserve">so DIC is a by-product of an MCMC run.</w:t>
       </w:r>
     </w:p>
-    <w:bookmarkStart w:id="74" w:name="exm-dic-bernoulli"/>
+    <w:bookmarkStart w:id="76" w:name="exm-dic-bernoulli"/>
     <w:p>
       <w:pPr>
         <w:pStyle w:val="BodyText"/>
@@ -20672,39 +20950,36 @@
         <w:t xml:space="preserve"> </w:t>
       </w:r>
       <m:oMath>
-        <m:r>
-          <m:t>D</m:t>
-        </m:r>
-        <m:r>
-          <m:rPr>
-            <m:sty m:val="p"/>
-          </m:rPr>
-          <m:t>(</m:t>
-        </m:r>
-        <m:r>
-          <m:t>π</m:t>
-        </m:r>
-        <m:r>
-          <m:rPr>
-            <m:sty m:val="p"/>
-          </m:rPr>
-          <m:t>)</m:t>
-        </m:r>
-        <m:r>
-          <m:rPr>
-            <m:sty m:val="p"/>
-          </m:rPr>
-          <m:t>=</m:t>
-        </m:r>
-        <m:r>
-          <m:rPr>
-            <m:sty m:val="p"/>
-          </m:rPr>
-          <m:t>−</m:t>
-        </m:r>
-        <m:r>
-          <m:t>2</m:t>
-        </m:r>
+        <m:sSub>
+          <m:e>
+            <m:r>
+              <m:rPr>
+                <m:sty m:val="p"/>
+              </m:rPr>
+              <m:t>dev</m:t>
+            </m:r>
+          </m:e>
+          <m:sub>
+            <m:r>
+              <m:rPr>
+                <m:sty m:val="p"/>
+              </m:rPr>
+              <m:t>D</m:t>
+            </m:r>
+            <m:r>
+              <m:rPr>
+                <m:sty m:val="p"/>
+              </m:rPr>
+              <m:t>I</m:t>
+            </m:r>
+            <m:r>
+              <m:rPr>
+                <m:sty m:val="p"/>
+              </m:rPr>
+              <m:t>C</m:t>
+            </m:r>
+          </m:sub>
+        </m:sSub>
         <m:r>
           <m:t>​</m:t>
         </m:r>
@@ -20717,6 +20992,40 @@
           </m:dPr>
           <m:e>
             <m:r>
+              <m:t>π</m:t>
+            </m:r>
+          </m:e>
+        </m:d>
+        <m:r>
+          <m:t>​</m:t>
+        </m:r>
+        <m:r>
+          <m:rPr>
+            <m:sty m:val="p"/>
+          </m:rPr>
+          <m:t>=</m:t>
+        </m:r>
+        <m:r>
+          <m:rPr>
+            <m:sty m:val="p"/>
+          </m:rPr>
+          <m:t>−</m:t>
+        </m:r>
+        <m:r>
+          <m:t>2</m:t>
+        </m:r>
+        <m:r>
+          <m:t>​</m:t>
+        </m:r>
+        <m:d>
+          <m:dPr>
+            <m:begChr m:val="("/>
+            <m:sepChr m:val=""/>
+            <m:endChr m:val=")"/>
+            <m:grow/>
+          </m:dPr>
+          <m:e>
+            <m:r>
               <m:t>r</m:t>
             </m:r>
             <m:r>
@@ -20801,8 +21110,19 @@
         <w:t xml:space="preserve"> </w:t>
       </w:r>
       <w:r>
-        <w:t xml:space="preserve">We estimate</w:t>
-      </w:r>
+        <w:t xml:space="preserve">We</w:t>
+      </w:r>
+      <w:r>
+        <w:t xml:space="preserve"> </w:t>
+      </w:r>
+      <w:hyperlink r:id="rId75">
+        <w:r>
+          <w:rPr>
+            <w:rStyle w:val="Hyperlink"/>
+          </w:rPr>
+          <w:t xml:space="preserve">estimate</w:t>
+        </w:r>
+      </w:hyperlink>
       <w:r>
         <w:t xml:space="preserve"> </w:t>
       </w:r>
@@ -20812,9 +21132,36 @@
             <m:pos m:val="top"/>
           </m:barPr>
           <m:e>
-            <m:r>
-              <m:t>D</m:t>
-            </m:r>
+            <m:sSub>
+              <m:e>
+                <m:r>
+                  <m:rPr>
+                    <m:sty m:val="p"/>
+                  </m:rPr>
+                  <m:t>dev</m:t>
+                </m:r>
+              </m:e>
+              <m:sub>
+                <m:r>
+                  <m:rPr>
+                    <m:sty m:val="p"/>
+                  </m:rPr>
+                  <m:t>D</m:t>
+                </m:r>
+                <m:r>
+                  <m:rPr>
+                    <m:sty m:val="p"/>
+                  </m:rPr>
+                  <m:t>I</m:t>
+                </m:r>
+                <m:r>
+                  <m:rPr>
+                    <m:sty m:val="p"/>
+                  </m:rPr>
+                  <m:t>C</m:t>
+                </m:r>
+              </m:sub>
+            </m:sSub>
           </m:e>
         </m:bar>
       </m:oMath>
@@ -21594,8 +21941,8 @@
         <w:t xml:space="preserve">is close to 1.</w:t>
       </w:r>
     </w:p>
-    <w:bookmarkEnd w:id="74"/>
-    <w:bookmarkStart w:id="75" w:name="rem-dic-caveats"/>
+    <w:bookmarkEnd w:id="76"/>
+    <w:bookmarkStart w:id="77" w:name="rem-dic-caveats"/>
     <w:p>
       <w:pPr>
         <w:pStyle w:val="BodyText"/>
@@ -21635,9 +21982,9 @@
         <w:t xml:space="preserve">.</w:t>
       </w:r>
     </w:p>
-    <w:bookmarkEnd w:id="75"/>
-    <w:bookmarkEnd w:id="76"/>
-    <w:bookmarkStart w:id="100" w:name="references"/>
+    <w:bookmarkEnd w:id="77"/>
+    <w:bookmarkEnd w:id="78"/>
+    <w:bookmarkStart w:id="102" w:name="references"/>
     <w:p>
       <w:pPr>
         <w:pStyle w:val="Heading2"/>
@@ -21646,8 +21993,8 @@
         <w:t xml:space="preserve">References</w:t>
       </w:r>
     </w:p>
-    <w:bookmarkStart w:id="99" w:name="refs"/>
-    <w:bookmarkStart w:id="78" w:name="ref-dobson4e"/>
+    <w:bookmarkStart w:id="101" w:name="refs"/>
+    <w:bookmarkStart w:id="80" w:name="ref-dobson4e"/>
     <w:p>
       <w:pPr>
         <w:pStyle w:val="Bibliography"/>
@@ -21680,7 +22027,7 @@
       <w:r>
         <w:t xml:space="preserve"> </w:t>
       </w:r>
-      <w:hyperlink r:id="rId77">
+      <w:hyperlink r:id="rId79">
         <w:r>
           <w:rPr>
             <w:rStyle w:val="Hyperlink"/>
@@ -21692,8 +22039,8 @@
         <w:t xml:space="preserve">.</w:t>
       </w:r>
     </w:p>
-    <w:bookmarkEnd w:id="78"/>
-    <w:bookmarkStart w:id="80" w:name="ref-wikipedia_markov_chain_monte_carlo"/>
+    <w:bookmarkEnd w:id="80"/>
+    <w:bookmarkStart w:id="82" w:name="ref-wikipedia_markov_chain_monte_carlo"/>
     <w:p>
       <w:pPr>
         <w:pStyle w:val="Bibliography"/>
@@ -21740,7 +22087,7 @@
       <w:r>
         <w:t xml:space="preserve"> </w:t>
       </w:r>
-      <w:hyperlink r:id="rId79">
+      <w:hyperlink r:id="rId81">
         <w:r>
           <w:rPr>
             <w:rStyle w:val="Hyperlink"/>
@@ -21749,8 +22096,8 @@
         </w:r>
       </w:hyperlink>
     </w:p>
-    <w:bookmarkEnd w:id="80"/>
-    <w:bookmarkStart w:id="82" w:name="ref-wikipedia_monte_carlo_method"/>
+    <w:bookmarkEnd w:id="82"/>
+    <w:bookmarkStart w:id="84" w:name="ref-wikipedia_monte_carlo_method"/>
     <w:p>
       <w:pPr>
         <w:pStyle w:val="Bibliography"/>
@@ -21797,7 +22144,7 @@
       <w:r>
         <w:t xml:space="preserve"> </w:t>
       </w:r>
-      <w:hyperlink r:id="rId81">
+      <w:hyperlink r:id="rId83">
         <w:r>
           <w:rPr>
             <w:rStyle w:val="Hyperlink"/>
@@ -21806,8 +22153,8 @@
         </w:r>
       </w:hyperlink>
     </w:p>
-    <w:bookmarkEnd w:id="82"/>
-    <w:bookmarkStart w:id="84" w:name="ref-wikipedia_markov_chain"/>
+    <w:bookmarkEnd w:id="84"/>
+    <w:bookmarkStart w:id="86" w:name="ref-wikipedia_markov_chain"/>
     <w:p>
       <w:pPr>
         <w:pStyle w:val="Bibliography"/>
@@ -21854,7 +22201,7 @@
       <w:r>
         <w:t xml:space="preserve"> </w:t>
       </w:r>
-      <w:hyperlink r:id="rId83">
+      <w:hyperlink r:id="rId85">
         <w:r>
           <w:rPr>
             <w:rStyle w:val="Hyperlink"/>
@@ -21863,8 +22210,8 @@
         </w:r>
       </w:hyperlink>
     </w:p>
-    <w:bookmarkEnd w:id="84"/>
-    <w:bookmarkStart w:id="86" w:name="ref-wikipedia_stationary_distribution"/>
+    <w:bookmarkEnd w:id="86"/>
+    <w:bookmarkStart w:id="88" w:name="ref-wikipedia_stationary_distribution"/>
     <w:p>
       <w:pPr>
         <w:pStyle w:val="Bibliography"/>
@@ -21911,7 +22258,7 @@
       <w:r>
         <w:t xml:space="preserve"> </w:t>
       </w:r>
-      <w:hyperlink r:id="rId85">
+      <w:hyperlink r:id="rId87">
         <w:r>
           <w:rPr>
             <w:rStyle w:val="Hyperlink"/>
@@ -21920,8 +22267,8 @@
         </w:r>
       </w:hyperlink>
     </w:p>
-    <w:bookmarkEnd w:id="86"/>
-    <w:bookmarkStart w:id="88" w:name="ref-CaseBerg01"/>
+    <w:bookmarkEnd w:id="88"/>
+    <w:bookmarkStart w:id="90" w:name="ref-CaseBerg01"/>
     <w:p>
       <w:pPr>
         <w:pStyle w:val="Bibliography"/>
@@ -21954,7 +22301,7 @@
       <w:r>
         <w:t xml:space="preserve"> </w:t>
       </w:r>
-      <w:hyperlink r:id="rId87">
+      <w:hyperlink r:id="rId89">
         <w:r>
           <w:rPr>
             <w:rStyle w:val="Hyperlink"/>
@@ -21963,8 +22310,8 @@
         </w:r>
       </w:hyperlink>
     </w:p>
-    <w:bookmarkEnd w:id="88"/>
-    <w:bookmarkStart w:id="90" w:name="ref-gelman2013bda"/>
+    <w:bookmarkEnd w:id="90"/>
+    <w:bookmarkStart w:id="92" w:name="ref-gelman2013bda"/>
     <w:p>
       <w:pPr>
         <w:pStyle w:val="Bibliography"/>
@@ -21997,7 +22344,7 @@
       <w:r>
         <w:t xml:space="preserve"> </w:t>
       </w:r>
-      <w:hyperlink r:id="rId89">
+      <w:hyperlink r:id="rId91">
         <w:r>
           <w:rPr>
             <w:rStyle w:val="Hyperlink"/>
@@ -22009,8 +22356,8 @@
         <w:t xml:space="preserve">.</w:t>
       </w:r>
     </w:p>
-    <w:bookmarkEnd w:id="90"/>
-    <w:bookmarkStart w:id="92" w:name="ref-robert2004mcsm"/>
+    <w:bookmarkEnd w:id="92"/>
+    <w:bookmarkStart w:id="94" w:name="ref-robert2004mcsm"/>
     <w:p>
       <w:pPr>
         <w:pStyle w:val="Bibliography"/>
@@ -22043,7 +22390,7 @@
       <w:r>
         <w:t xml:space="preserve"> </w:t>
       </w:r>
-      <w:hyperlink r:id="rId91">
+      <w:hyperlink r:id="rId93">
         <w:r>
           <w:rPr>
             <w:rStyle w:val="Hyperlink"/>
@@ -22055,8 +22402,8 @@
         <w:t xml:space="preserve">.</w:t>
       </w:r>
     </w:p>
-    <w:bookmarkEnd w:id="92"/>
-    <w:bookmarkStart w:id="94" w:name="X0a397c7ca9bb93e4a8b0185e95bc53522f3477c"/>
+    <w:bookmarkEnd w:id="94"/>
+    <w:bookmarkStart w:id="96" w:name="X0a397c7ca9bb93e4a8b0185e95bc53522f3477c"/>
     <w:p>
       <w:pPr>
         <w:pStyle w:val="Bibliography"/>
@@ -22103,7 +22450,7 @@
       <w:r>
         <w:t xml:space="preserve"> </w:t>
       </w:r>
-      <w:hyperlink r:id="rId93">
+      <w:hyperlink r:id="rId95">
         <w:r>
           <w:rPr>
             <w:rStyle w:val="Hyperlink"/>
@@ -22112,8 +22459,8 @@
         </w:r>
       </w:hyperlink>
     </w:p>
-    <w:bookmarkEnd w:id="94"/>
-    <w:bookmarkStart w:id="96" w:name="ref-wikipedia_gibbs_sampling"/>
+    <w:bookmarkEnd w:id="96"/>
+    <w:bookmarkStart w:id="98" w:name="ref-wikipedia_gibbs_sampling"/>
     <w:p>
       <w:pPr>
         <w:pStyle w:val="Bibliography"/>
@@ -22160,7 +22507,7 @@
       <w:r>
         <w:t xml:space="preserve"> </w:t>
       </w:r>
-      <w:hyperlink r:id="rId95">
+      <w:hyperlink r:id="rId97">
         <w:r>
           <w:rPr>
             <w:rStyle w:val="Hyperlink"/>
@@ -22169,8 +22516,8 @@
         </w:r>
       </w:hyperlink>
     </w:p>
-    <w:bookmarkEnd w:id="96"/>
-    <w:bookmarkStart w:id="98" w:name="Xd7292e24074baff789bf2200686314ff38f3ab0"/>
+    <w:bookmarkEnd w:id="98"/>
+    <w:bookmarkStart w:id="100" w:name="Xd7292e24074baff789bf2200686314ff38f3ab0"/>
     <w:p>
       <w:pPr>
         <w:pStyle w:val="Bibliography"/>
@@ -22217,7 +22564,7 @@
       <w:r>
         <w:t xml:space="preserve"> </w:t>
       </w:r>
-      <w:hyperlink r:id="rId97">
+      <w:hyperlink r:id="rId99">
         <w:r>
           <w:rPr>
             <w:rStyle w:val="Hyperlink"/>
@@ -22226,9 +22573,9 @@
         </w:r>
       </w:hyperlink>
     </w:p>
-    <w:bookmarkEnd w:id="98"/>
-    <w:bookmarkEnd w:id="99"/>
     <w:bookmarkEnd w:id="100"/>
+    <w:bookmarkEnd w:id="101"/>
+    <w:bookmarkEnd w:id="102"/>
     <w:sectPr>
       <w:footnotePr>
         <w:numRestart w:val="eachSect"/>
